--- a/klagomål/A 48291-2025 FSC-klagomål.docx
+++ b/klagomål/A 48291-2025 FSC-klagomål.docx
@@ -892,7 +892,7 @@
     <w:r>
       <w:tab/>
       <w:tab/>
-      <w:t>2025-10-16</w:t>
+      <w:t>2025-10-17</w:t>
       <w:br/>
       <w:br/>
     </w:r>

--- a/klagomål/A 48291-2025 FSC-klagomål.docx
+++ b/klagomål/A 48291-2025 FSC-klagomål.docx
@@ -892,7 +892,7 @@
     <w:r>
       <w:tab/>
       <w:tab/>
-      <w:t>2025-10-17</w:t>
+      <w:t>2025-10-18</w:t>
       <w:br/>
       <w:br/>
     </w:r>

--- a/klagomål/A 48291-2025 FSC-klagomål.docx
+++ b/klagomål/A 48291-2025 FSC-klagomål.docx
@@ -892,7 +892,7 @@
     <w:r>
       <w:tab/>
       <w:tab/>
-      <w:t>2025-10-18</w:t>
+      <w:t>2025-10-19</w:t>
       <w:br/>
       <w:br/>
     </w:r>

--- a/klagomål/A 48291-2025 FSC-klagomål.docx
+++ b/klagomål/A 48291-2025 FSC-klagomål.docx
@@ -892,7 +892,7 @@
     <w:r>
       <w:tab/>
       <w:tab/>
-      <w:t>2025-10-19</w:t>
+      <w:t>2025-10-20</w:t>
       <w:br/>
       <w:br/>
     </w:r>

--- a/klagomål/A 48291-2025 FSC-klagomål.docx
+++ b/klagomål/A 48291-2025 FSC-klagomål.docx
@@ -892,7 +892,7 @@
     <w:r>
       <w:tab/>
       <w:tab/>
-      <w:t>2025-10-20</w:t>
+      <w:t>2025-10-21</w:t>
       <w:br/>
       <w:br/>
     </w:r>

--- a/klagomål/A 48291-2025 FSC-klagomål.docx
+++ b/klagomål/A 48291-2025 FSC-klagomål.docx
@@ -892,7 +892,7 @@
     <w:r>
       <w:tab/>
       <w:tab/>
-      <w:t>2025-10-21</w:t>
+      <w:t>2025-10-22</w:t>
       <w:br/>
       <w:br/>
     </w:r>

--- a/klagomål/A 48291-2025 FSC-klagomål.docx
+++ b/klagomål/A 48291-2025 FSC-klagomål.docx
@@ -892,7 +892,7 @@
     <w:r>
       <w:tab/>
       <w:tab/>
-      <w:t>2025-10-22</w:t>
+      <w:t>2025-10-23</w:t>
       <w:br/>
       <w:br/>
     </w:r>

--- a/klagomål/A 48291-2025 FSC-klagomål.docx
+++ b/klagomål/A 48291-2025 FSC-klagomål.docx
@@ -892,7 +892,7 @@
     <w:r>
       <w:tab/>
       <w:tab/>
-      <w:t>2025-10-23</w:t>
+      <w:t>2025-10-24</w:t>
       <w:br/>
       <w:br/>
     </w:r>

--- a/klagomål/A 48291-2025 FSC-klagomål.docx
+++ b/klagomål/A 48291-2025 FSC-klagomål.docx
@@ -892,7 +892,7 @@
     <w:r>
       <w:tab/>
       <w:tab/>
-      <w:t>2025-10-24</w:t>
+      <w:t>2025-10-25</w:t>
       <w:br/>
       <w:br/>
     </w:r>

--- a/klagomål/A 48291-2025 FSC-klagomål.docx
+++ b/klagomål/A 48291-2025 FSC-klagomål.docx
@@ -892,7 +892,7 @@
     <w:r>
       <w:tab/>
       <w:tab/>
-      <w:t>2025-10-25</w:t>
+      <w:t>2025-10-26</w:t>
       <w:br/>
       <w:br/>
     </w:r>

--- a/klagomål/A 48291-2025 FSC-klagomål.docx
+++ b/klagomål/A 48291-2025 FSC-klagomål.docx
@@ -892,7 +892,7 @@
     <w:r>
       <w:tab/>
       <w:tab/>
-      <w:t>2025-10-26</w:t>
+      <w:t>2025-10-27</w:t>
       <w:br/>
       <w:br/>
     </w:r>

--- a/klagomål/A 48291-2025 FSC-klagomål.docx
+++ b/klagomål/A 48291-2025 FSC-klagomål.docx
@@ -892,7 +892,7 @@
     <w:r>
       <w:tab/>
       <w:tab/>
-      <w:t>2025-10-27</w:t>
+      <w:t>2025-10-28</w:t>
       <w:br/>
       <w:br/>
     </w:r>

--- a/klagomål/A 48291-2025 FSC-klagomål.docx
+++ b/klagomål/A 48291-2025 FSC-klagomål.docx
@@ -892,7 +892,7 @@
     <w:r>
       <w:tab/>
       <w:tab/>
-      <w:t>2025-10-28</w:t>
+      <w:t>2025-10-29</w:t>
       <w:br/>
       <w:br/>
     </w:r>

--- a/klagomål/A 48291-2025 FSC-klagomål.docx
+++ b/klagomål/A 48291-2025 FSC-klagomål.docx
@@ -892,7 +892,7 @@
     <w:r>
       <w:tab/>
       <w:tab/>
-      <w:t>2025-10-29</w:t>
+      <w:t>2025-10-30</w:t>
       <w:br/>
       <w:br/>
     </w:r>

--- a/klagomål/A 48291-2025 FSC-klagomål.docx
+++ b/klagomål/A 48291-2025 FSC-klagomål.docx
@@ -892,7 +892,7 @@
     <w:r>
       <w:tab/>
       <w:tab/>
-      <w:t>2025-10-30</w:t>
+      <w:t>2025-10-31</w:t>
       <w:br/>
       <w:br/>
     </w:r>

--- a/klagomål/A 48291-2025 FSC-klagomål.docx
+++ b/klagomål/A 48291-2025 FSC-klagomål.docx
@@ -892,7 +892,7 @@
     <w:r>
       <w:tab/>
       <w:tab/>
-      <w:t>2025-10-31</w:t>
+      <w:t>2025-11-01</w:t>
       <w:br/>
       <w:br/>
     </w:r>

--- a/klagomål/A 48291-2025 FSC-klagomål.docx
+++ b/klagomål/A 48291-2025 FSC-klagomål.docx
@@ -892,7 +892,7 @@
     <w:r>
       <w:tab/>
       <w:tab/>
-      <w:t>2025-11-01</w:t>
+      <w:t>2025-11-02</w:t>
       <w:br/>
       <w:br/>
     </w:r>

--- a/klagomål/A 48291-2025 FSC-klagomål.docx
+++ b/klagomål/A 48291-2025 FSC-klagomål.docx
@@ -892,7 +892,7 @@
     <w:r>
       <w:tab/>
       <w:tab/>
-      <w:t>2025-11-02</w:t>
+      <w:t>2025-11-03</w:t>
       <w:br/>
       <w:br/>
     </w:r>

--- a/klagomål/A 48291-2025 FSC-klagomål.docx
+++ b/klagomål/A 48291-2025 FSC-klagomål.docx
@@ -892,7 +892,7 @@
     <w:r>
       <w:tab/>
       <w:tab/>
-      <w:t>2025-11-03</w:t>
+      <w:t>2025-11-04</w:t>
       <w:br/>
       <w:br/>
     </w:r>

--- a/klagomål/A 48291-2025 FSC-klagomål.docx
+++ b/klagomål/A 48291-2025 FSC-klagomål.docx
@@ -892,7 +892,7 @@
     <w:r>
       <w:tab/>
       <w:tab/>
-      <w:t>2025-11-04</w:t>
+      <w:t>2025-11-05</w:t>
       <w:br/>
       <w:br/>
     </w:r>

--- a/klagomål/A 48291-2025 FSC-klagomål.docx
+++ b/klagomål/A 48291-2025 FSC-klagomål.docx
@@ -892,7 +892,7 @@
     <w:r>
       <w:tab/>
       <w:tab/>
-      <w:t>2025-11-05</w:t>
+      <w:t>2025-11-06</w:t>
       <w:br/>
       <w:br/>
     </w:r>

--- a/klagomål/A 48291-2025 FSC-klagomål.docx
+++ b/klagomål/A 48291-2025 FSC-klagomål.docx
@@ -892,7 +892,7 @@
     <w:r>
       <w:tab/>
       <w:tab/>
-      <w:t>2025-11-06</w:t>
+      <w:t>2025-11-07</w:t>
       <w:br/>
       <w:br/>
     </w:r>

--- a/klagomål/A 48291-2025 FSC-klagomål.docx
+++ b/klagomål/A 48291-2025 FSC-klagomål.docx
@@ -892,7 +892,7 @@
     <w:r>
       <w:tab/>
       <w:tab/>
-      <w:t>2025-11-07</w:t>
+      <w:t>2025-11-08</w:t>
       <w:br/>
       <w:br/>
     </w:r>

--- a/klagomål/A 48291-2025 FSC-klagomål.docx
+++ b/klagomål/A 48291-2025 FSC-klagomål.docx
@@ -892,7 +892,7 @@
     <w:r>
       <w:tab/>
       <w:tab/>
-      <w:t>2025-11-08</w:t>
+      <w:t>2025-11-09</w:t>
       <w:br/>
       <w:br/>
     </w:r>

--- a/klagomål/A 48291-2025 FSC-klagomål.docx
+++ b/klagomål/A 48291-2025 FSC-klagomål.docx
@@ -892,7 +892,7 @@
     <w:r>
       <w:tab/>
       <w:tab/>
-      <w:t>2025-11-09</w:t>
+      <w:t>2025-11-10</w:t>
       <w:br/>
       <w:br/>
     </w:r>

--- a/klagomål/A 48291-2025 FSC-klagomål.docx
+++ b/klagomål/A 48291-2025 FSC-klagomål.docx
@@ -892,7 +892,7 @@
     <w:r>
       <w:tab/>
       <w:tab/>
-      <w:t>2025-11-10</w:t>
+      <w:t>2025-11-11</w:t>
       <w:br/>
       <w:br/>
     </w:r>

--- a/klagomål/A 48291-2025 FSC-klagomål.docx
+++ b/klagomål/A 48291-2025 FSC-klagomål.docx
@@ -892,7 +892,7 @@
     <w:r>
       <w:tab/>
       <w:tab/>
-      <w:t>2025-11-11</w:t>
+      <w:t>2025-11-12</w:t>
       <w:br/>
       <w:br/>
     </w:r>

--- a/klagomål/A 48291-2025 FSC-klagomål.docx
+++ b/klagomål/A 48291-2025 FSC-klagomål.docx
@@ -892,7 +892,7 @@
     <w:r>
       <w:tab/>
       <w:tab/>
-      <w:t>2025-11-12</w:t>
+      <w:t>2025-11-13</w:t>
       <w:br/>
       <w:br/>
     </w:r>

--- a/klagomål/A 48291-2025 FSC-klagomål.docx
+++ b/klagomål/A 48291-2025 FSC-klagomål.docx
@@ -892,7 +892,7 @@
     <w:r>
       <w:tab/>
       <w:tab/>
-      <w:t>2025-11-13</w:t>
+      <w:t>2025-11-14</w:t>
       <w:br/>
       <w:br/>
     </w:r>

--- a/klagomål/A 48291-2025 FSC-klagomål.docx
+++ b/klagomål/A 48291-2025 FSC-klagomål.docx
@@ -892,7 +892,7 @@
     <w:r>
       <w:tab/>
       <w:tab/>
-      <w:t>2025-11-14</w:t>
+      <w:t>2025-11-15</w:t>
       <w:br/>
       <w:br/>
     </w:r>

--- a/klagomål/A 48291-2025 FSC-klagomål.docx
+++ b/klagomål/A 48291-2025 FSC-klagomål.docx
@@ -892,7 +892,7 @@
     <w:r>
       <w:tab/>
       <w:tab/>
-      <w:t>2025-11-15</w:t>
+      <w:t>2025-11-20</w:t>
       <w:br/>
       <w:br/>
     </w:r>

--- a/klagomål/A 48291-2025 FSC-klagomål.docx
+++ b/klagomål/A 48291-2025 FSC-klagomål.docx
@@ -892,7 +892,7 @@
     <w:r>
       <w:tab/>
       <w:tab/>
-      <w:t>2025-11-20</w:t>
+      <w:t>2025-11-21</w:t>
       <w:br/>
       <w:br/>
     </w:r>

--- a/klagomål/A 48291-2025 FSC-klagomål.docx
+++ b/klagomål/A 48291-2025 FSC-klagomål.docx
@@ -892,7 +892,7 @@
     <w:r>
       <w:tab/>
       <w:tab/>
-      <w:t>2025-11-21</w:t>
+      <w:t>2025-11-22</w:t>
       <w:br/>
       <w:br/>
     </w:r>

--- a/klagomål/A 48291-2025 FSC-klagomål.docx
+++ b/klagomål/A 48291-2025 FSC-klagomål.docx
@@ -892,7 +892,7 @@
     <w:r>
       <w:tab/>
       <w:tab/>
-      <w:t>2025-11-22</w:t>
+      <w:t>2025-11-23</w:t>
       <w:br/>
       <w:br/>
     </w:r>

--- a/klagomål/A 48291-2025 FSC-klagomål.docx
+++ b/klagomål/A 48291-2025 FSC-klagomål.docx
@@ -892,7 +892,7 @@
     <w:r>
       <w:tab/>
       <w:tab/>
-      <w:t>2025-11-23</w:t>
+      <w:t>2025-11-24</w:t>
       <w:br/>
       <w:br/>
     </w:r>

--- a/klagomål/A 48291-2025 FSC-klagomål.docx
+++ b/klagomål/A 48291-2025 FSC-klagomål.docx
@@ -892,7 +892,7 @@
     <w:r>
       <w:tab/>
       <w:tab/>
-      <w:t>2025-11-24</w:t>
+      <w:t>2025-11-25</w:t>
       <w:br/>
       <w:br/>
     </w:r>

--- a/klagomål/A 48291-2025 FSC-klagomål.docx
+++ b/klagomål/A 48291-2025 FSC-klagomål.docx
@@ -892,7 +892,7 @@
     <w:r>
       <w:tab/>
       <w:tab/>
-      <w:t>2025-11-25</w:t>
+      <w:t>2025-11-26</w:t>
       <w:br/>
       <w:br/>
     </w:r>

--- a/klagomål/A 48291-2025 FSC-klagomål.docx
+++ b/klagomål/A 48291-2025 FSC-klagomål.docx
@@ -892,7 +892,7 @@
     <w:r>
       <w:tab/>
       <w:tab/>
-      <w:t>2025-11-26</w:t>
+      <w:t>2025-11-27</w:t>
       <w:br/>
       <w:br/>
     </w:r>

--- a/klagomål/A 48291-2025 FSC-klagomål.docx
+++ b/klagomål/A 48291-2025 FSC-klagomål.docx
@@ -892,7 +892,7 @@
     <w:r>
       <w:tab/>
       <w:tab/>
-      <w:t>2025-11-27</w:t>
+      <w:t>2025-11-28</w:t>
       <w:br/>
       <w:br/>
     </w:r>

--- a/klagomål/A 48291-2025 FSC-klagomål.docx
+++ b/klagomål/A 48291-2025 FSC-klagomål.docx
@@ -892,7 +892,7 @@
     <w:r>
       <w:tab/>
       <w:tab/>
-      <w:t>2025-11-28</w:t>
+      <w:t>2025-11-29</w:t>
       <w:br/>
       <w:br/>
     </w:r>

--- a/klagomål/A 48291-2025 FSC-klagomål.docx
+++ b/klagomål/A 48291-2025 FSC-klagomål.docx
@@ -892,7 +892,7 @@
     <w:r>
       <w:tab/>
       <w:tab/>
-      <w:t>2025-11-29</w:t>
+      <w:t>2025-11-30</w:t>
       <w:br/>
       <w:br/>
     </w:r>

--- a/klagomål/A 48291-2025 FSC-klagomål.docx
+++ b/klagomål/A 48291-2025 FSC-klagomål.docx
@@ -892,7 +892,7 @@
     <w:r>
       <w:tab/>
       <w:tab/>
-      <w:t>2025-11-30</w:t>
+      <w:t>2025-12-01</w:t>
       <w:br/>
       <w:br/>
     </w:r>

--- a/klagomål/A 48291-2025 FSC-klagomål.docx
+++ b/klagomål/A 48291-2025 FSC-klagomål.docx
@@ -892,7 +892,7 @@
     <w:r>
       <w:tab/>
       <w:tab/>
-      <w:t>2025-12-01</w:t>
+      <w:t>2025-12-02</w:t>
       <w:br/>
       <w:br/>
     </w:r>

--- a/klagomål/A 48291-2025 FSC-klagomål.docx
+++ b/klagomål/A 48291-2025 FSC-klagomål.docx
@@ -892,7 +892,7 @@
     <w:r>
       <w:tab/>
       <w:tab/>
-      <w:t>2025-12-02</w:t>
+      <w:t>2025-12-03</w:t>
       <w:br/>
       <w:br/>
     </w:r>

--- a/klagomål/A 48291-2025 FSC-klagomål.docx
+++ b/klagomål/A 48291-2025 FSC-klagomål.docx
@@ -892,7 +892,7 @@
     <w:r>
       <w:tab/>
       <w:tab/>
-      <w:t>2025-12-03</w:t>
+      <w:t>2025-12-04</w:t>
       <w:br/>
       <w:br/>
     </w:r>

--- a/klagomål/A 48291-2025 FSC-klagomål.docx
+++ b/klagomål/A 48291-2025 FSC-klagomål.docx
@@ -892,7 +892,7 @@
     <w:r>
       <w:tab/>
       <w:tab/>
-      <w:t>2025-12-04</w:t>
+      <w:t>2025-12-05</w:t>
       <w:br/>
       <w:br/>
     </w:r>

--- a/klagomål/A 48291-2025 FSC-klagomål.docx
+++ b/klagomål/A 48291-2025 FSC-klagomål.docx
@@ -892,7 +892,7 @@
     <w:r>
       <w:tab/>
       <w:tab/>
-      <w:t>2025-12-05</w:t>
+      <w:t>2025-12-06</w:t>
       <w:br/>
       <w:br/>
     </w:r>

--- a/klagomål/A 48291-2025 FSC-klagomål.docx
+++ b/klagomål/A 48291-2025 FSC-klagomål.docx
@@ -892,7 +892,7 @@
     <w:r>
       <w:tab/>
       <w:tab/>
-      <w:t>2025-12-06</w:t>
+      <w:t>2025-12-07</w:t>
       <w:br/>
       <w:br/>
     </w:r>

--- a/klagomål/A 48291-2025 FSC-klagomål.docx
+++ b/klagomål/A 48291-2025 FSC-klagomål.docx
@@ -892,7 +892,7 @@
     <w:r>
       <w:tab/>
       <w:tab/>
-      <w:t>2025-12-07</w:t>
+      <w:t>2025-12-08</w:t>
       <w:br/>
       <w:br/>
     </w:r>

--- a/klagomål/A 48291-2025 FSC-klagomål.docx
+++ b/klagomål/A 48291-2025 FSC-klagomål.docx
@@ -892,7 +892,7 @@
     <w:r>
       <w:tab/>
       <w:tab/>
-      <w:t>2025-12-08</w:t>
+      <w:t>2025-12-09</w:t>
       <w:br/>
       <w:br/>
     </w:r>

--- a/klagomål/A 48291-2025 FSC-klagomål.docx
+++ b/klagomål/A 48291-2025 FSC-klagomål.docx
@@ -892,7 +892,7 @@
     <w:r>
       <w:tab/>
       <w:tab/>
-      <w:t>2025-12-09</w:t>
+      <w:t>2025-12-10</w:t>
       <w:br/>
       <w:br/>
     </w:r>

--- a/klagomål/A 48291-2025 FSC-klagomål.docx
+++ b/klagomål/A 48291-2025 FSC-klagomål.docx
@@ -892,7 +892,7 @@
     <w:r>
       <w:tab/>
       <w:tab/>
-      <w:t>2025-12-10</w:t>
+      <w:t>2025-12-11</w:t>
       <w:br/>
       <w:br/>
     </w:r>

--- a/klagomål/A 48291-2025 FSC-klagomål.docx
+++ b/klagomål/A 48291-2025 FSC-klagomål.docx
@@ -892,7 +892,7 @@
     <w:r>
       <w:tab/>
       <w:tab/>
-      <w:t>2025-12-11</w:t>
+      <w:t>2025-12-12</w:t>
       <w:br/>
       <w:br/>
     </w:r>

--- a/klagomål/A 48291-2025 FSC-klagomål.docx
+++ b/klagomål/A 48291-2025 FSC-klagomål.docx
@@ -892,7 +892,7 @@
     <w:r>
       <w:tab/>
       <w:tab/>
-      <w:t>2025-12-12</w:t>
+      <w:t>2025-12-13</w:t>
       <w:br/>
       <w:br/>
     </w:r>

--- a/klagomål/A 48291-2025 FSC-klagomål.docx
+++ b/klagomål/A 48291-2025 FSC-klagomål.docx
@@ -892,7 +892,7 @@
     <w:r>
       <w:tab/>
       <w:tab/>
-      <w:t>2025-12-19</w:t>
+      <w:t>2025-12-20</w:t>
       <w:br/>
       <w:br/>
     </w:r>

--- a/klagomål/A 48291-2025 FSC-klagomål.docx
+++ b/klagomål/A 48291-2025 FSC-klagomål.docx
@@ -892,7 +892,7 @@
     <w:r>
       <w:tab/>
       <w:tab/>
-      <w:t>2025-12-20</w:t>
+      <w:t>2025-12-21</w:t>
       <w:br/>
       <w:br/>
     </w:r>

--- a/klagomål/A 48291-2025 FSC-klagomål.docx
+++ b/klagomål/A 48291-2025 FSC-klagomål.docx
@@ -892,7 +892,7 @@
     <w:r>
       <w:tab/>
       <w:tab/>
-      <w:t>2025-12-21</w:t>
+      <w:t>2025-12-22</w:t>
       <w:br/>
       <w:br/>
     </w:r>

--- a/klagomål/A 48291-2025 FSC-klagomål.docx
+++ b/klagomål/A 48291-2025 FSC-klagomål.docx
@@ -892,7 +892,7 @@
     <w:r>
       <w:tab/>
       <w:tab/>
-      <w:t>2025-12-22</w:t>
+      <w:t>2025-12-26</w:t>
       <w:br/>
       <w:br/>
     </w:r>

--- a/klagomål/A 48291-2025 FSC-klagomål.docx
+++ b/klagomål/A 48291-2025 FSC-klagomål.docx
@@ -892,7 +892,7 @@
     <w:r>
       <w:tab/>
       <w:tab/>
-      <w:t>2026-01-03</w:t>
+      <w:t>2026-01-04</w:t>
       <w:br/>
       <w:br/>
     </w:r>

--- a/klagomål/A 48291-2025 FSC-klagomål.docx
+++ b/klagomål/A 48291-2025 FSC-klagomål.docx
@@ -892,7 +892,7 @@
     <w:r>
       <w:tab/>
       <w:tab/>
-      <w:t>2026-01-07</w:t>
+      <w:t>2026-01-08</w:t>
       <w:br/>
       <w:br/>
     </w:r>

--- a/klagomål/A 48291-2025 FSC-klagomål.docx
+++ b/klagomål/A 48291-2025 FSC-klagomål.docx
@@ -892,7 +892,7 @@
     <w:r>
       <w:tab/>
       <w:tab/>
-      <w:t>2026-01-08</w:t>
+      <w:t>2026-01-09</w:t>
       <w:br/>
       <w:br/>
     </w:r>

--- a/klagomål/A 48291-2025 FSC-klagomål.docx
+++ b/klagomål/A 48291-2025 FSC-klagomål.docx
@@ -892,7 +892,7 @@
     <w:r>
       <w:tab/>
       <w:tab/>
-      <w:t>2026-01-09</w:t>
+      <w:t>2026-01-10</w:t>
       <w:br/>
       <w:br/>
     </w:r>

--- a/klagomål/A 48291-2025 FSC-klagomål.docx
+++ b/klagomål/A 48291-2025 FSC-klagomål.docx
@@ -892,7 +892,7 @@
     <w:r>
       <w:tab/>
       <w:tab/>
-      <w:t>2026-01-10</w:t>
+      <w:t>2026-01-11</w:t>
       <w:br/>
       <w:br/>
     </w:r>

--- a/klagomål/A 48291-2025 FSC-klagomål.docx
+++ b/klagomål/A 48291-2025 FSC-klagomål.docx
@@ -892,7 +892,7 @@
     <w:r>
       <w:tab/>
       <w:tab/>
-      <w:t>2026-01-11</w:t>
+      <w:t>2026-01-12</w:t>
       <w:br/>
       <w:br/>
     </w:r>

--- a/klagomål/A 48291-2025 FSC-klagomål.docx
+++ b/klagomål/A 48291-2025 FSC-klagomål.docx
@@ -892,7 +892,7 @@
     <w:r>
       <w:tab/>
       <w:tab/>
-      <w:t>2026-01-12</w:t>
+      <w:t>2026-01-13</w:t>
       <w:br/>
       <w:br/>
     </w:r>

--- a/klagomål/A 48291-2025 FSC-klagomål.docx
+++ b/klagomål/A 48291-2025 FSC-klagomål.docx
@@ -892,7 +892,7 @@
     <w:r>
       <w:tab/>
       <w:tab/>
-      <w:t>2026-01-13</w:t>
+      <w:t>2026-01-14</w:t>
       <w:br/>
       <w:br/>
     </w:r>

--- a/klagomål/A 48291-2025 FSC-klagomål.docx
+++ b/klagomål/A 48291-2025 FSC-klagomål.docx
@@ -892,7 +892,7 @@
     <w:r>
       <w:tab/>
       <w:tab/>
-      <w:t>2026-01-14</w:t>
+      <w:t>2026-01-15</w:t>
       <w:br/>
       <w:br/>
     </w:r>

--- a/klagomål/A 48291-2025 FSC-klagomål.docx
+++ b/klagomål/A 48291-2025 FSC-klagomål.docx
@@ -892,7 +892,7 @@
     <w:r>
       <w:tab/>
       <w:tab/>
-      <w:t>2026-01-15</w:t>
+      <w:t>2026-01-16</w:t>
       <w:br/>
       <w:br/>
     </w:r>

--- a/klagomål/A 48291-2025 FSC-klagomål.docx
+++ b/klagomål/A 48291-2025 FSC-klagomål.docx
@@ -892,7 +892,7 @@
     <w:r>
       <w:tab/>
       <w:tab/>
-      <w:t>2026-01-16</w:t>
+      <w:t>2026-01-17</w:t>
       <w:br/>
       <w:br/>
     </w:r>

--- a/klagomål/A 48291-2025 FSC-klagomål.docx
+++ b/klagomål/A 48291-2025 FSC-klagomål.docx
@@ -892,7 +892,7 @@
     <w:r>
       <w:tab/>
       <w:tab/>
-      <w:t>2026-01-17</w:t>
+      <w:t>2026-01-18</w:t>
       <w:br/>
       <w:br/>
     </w:r>

--- a/klagomål/A 48291-2025 FSC-klagomål.docx
+++ b/klagomål/A 48291-2025 FSC-klagomål.docx
@@ -892,7 +892,7 @@
     <w:r>
       <w:tab/>
       <w:tab/>
-      <w:t>2026-01-18</w:t>
+      <w:t>2026-01-19</w:t>
       <w:br/>
       <w:br/>
     </w:r>

--- a/klagomål/A 48291-2025 FSC-klagomål.docx
+++ b/klagomål/A 48291-2025 FSC-klagomål.docx
@@ -892,7 +892,7 @@
     <w:r>
       <w:tab/>
       <w:tab/>
-      <w:t>2026-01-19</w:t>
+      <w:t>2026-01-20</w:t>
       <w:br/>
       <w:br/>
     </w:r>

--- a/klagomål/A 48291-2025 FSC-klagomål.docx
+++ b/klagomål/A 48291-2025 FSC-klagomål.docx
@@ -892,7 +892,7 @@
     <w:r>
       <w:tab/>
       <w:tab/>
-      <w:t>2026-01-20</w:t>
+      <w:t>2026-01-21</w:t>
       <w:br/>
       <w:br/>
     </w:r>

--- a/klagomål/A 48291-2025 FSC-klagomål.docx
+++ b/klagomål/A 48291-2025 FSC-klagomål.docx
@@ -892,7 +892,7 @@
     <w:r>
       <w:tab/>
       <w:tab/>
-      <w:t>2026-01-21</w:t>
+      <w:t>2026-01-23</w:t>
       <w:br/>
       <w:br/>
     </w:r>

--- a/klagomål/A 48291-2025 FSC-klagomål.docx
+++ b/klagomål/A 48291-2025 FSC-klagomål.docx
@@ -892,7 +892,7 @@
     <w:r>
       <w:tab/>
       <w:tab/>
-      <w:t>2026-01-23</w:t>
+      <w:t>2026-01-24</w:t>
       <w:br/>
       <w:br/>
     </w:r>

--- a/klagomål/A 48291-2025 FSC-klagomål.docx
+++ b/klagomål/A 48291-2025 FSC-klagomål.docx
@@ -892,7 +892,7 @@
     <w:r>
       <w:tab/>
       <w:tab/>
-      <w:t>2026-01-24</w:t>
+      <w:t>2026-01-25</w:t>
       <w:br/>
       <w:br/>
     </w:r>

--- a/klagomål/A 48291-2025 FSC-klagomål.docx
+++ b/klagomål/A 48291-2025 FSC-klagomål.docx
@@ -892,7 +892,7 @@
     <w:r>
       <w:tab/>
       <w:tab/>
-      <w:t>2026-01-25</w:t>
+      <w:t>2026-01-26</w:t>
       <w:br/>
       <w:br/>
     </w:r>

--- a/klagomål/A 48291-2025 FSC-klagomål.docx
+++ b/klagomål/A 48291-2025 FSC-klagomål.docx
@@ -892,7 +892,7 @@
     <w:r>
       <w:tab/>
       <w:tab/>
-      <w:t>2026-01-26</w:t>
+      <w:t>2026-01-27</w:t>
       <w:br/>
       <w:br/>
     </w:r>

--- a/klagomål/A 48291-2025 FSC-klagomål.docx
+++ b/klagomål/A 48291-2025 FSC-klagomål.docx
@@ -892,7 +892,7 @@
     <w:r>
       <w:tab/>
       <w:tab/>
-      <w:t>2026-01-27</w:t>
+      <w:t>2026-01-28</w:t>
       <w:br/>
       <w:br/>
     </w:r>

--- a/klagomål/A 48291-2025 FSC-klagomål.docx
+++ b/klagomål/A 48291-2025 FSC-klagomål.docx
@@ -112,7 +112,7 @@
         <w:pStyle w:val="ListBullet"/>
       </w:pPr>
       <w:r>
-        <w:t>Om ett ombud (tex Norra skog eller Mellanskog) avverkningsanmäler en skog med naturvärden motsvarande nyckelbiotops kvalité men markägaren inte är FSC certifierad, bör du skicka in ett FSC kontrollerat virke klagomål. Då ska klagomålet skickas till ombudsföretaget.</w:t>
+        <w:t>Om ett ombud (tex Norra skog eller Mellanskog) avverkningsanmäler en skog med naturvärden motsvarande nyckelbiotops kvalitet men markägaren inte är FSC certifierad, bör du skicka in ett FSC kontrollerat virke klagomål. Då ska klagomålet skickas till ombudsföretaget.</w:t>
       </w:r>
     </w:p>
     <w:p>
@@ -276,7 +276,16 @@
         <w:t>Dvärgbägarlav (NT)</w:t>
       </w:r>
       <w:r>
-        <w:t xml:space="preserve"> förekommer över hela Sverige på gammal hård ved, huvudsakligen på tall men i södra Sverige även på ek. Veden utgörs framförallt av grova stubbar, lågor och grenar. Substratet har blivit sällsyntare och nybildning av substrat sker bara i begränsad omfattning. Arten hotas av att grova lågor blir allt sällsyntare i dagens kulturskogar samt att nybildningen av lämpliga substrat går mycket långsamt. En riklig tillgång på gamla tall- eller eklågor måste säkerställas på artens lokaler (SLU Artdatabanken, 2024; Nitare &amp; Skogsstyrelsen, 2019).</w:t>
+        <w:t xml:space="preserve"> förekommer över hela Sverige på gammal hård ved, huvudsakligen på tall men i södra Sverige även på ek. Veden utgörs framförallt av grova stubbar, lågor och grenar. Substratet har blivit sällsyntare och nybildning av substrat sker bara i begränsad omfattning. Arten hotas av att grova lågor blir allt sällsyntare i dagens kulturskogar samt att nybildningen av lämpliga substrat går mycket långsamt. En riklig tillgång på gamla tall- eller eklågor måste säkerställas på artens lokaler. Dvärgbägarlav är typisk art för </w:t>
+      </w:r>
+      <w:r>
+        <w:rPr>
+          <w:i/>
+        </w:rPr>
+        <w:t>9010 Taiga</w:t>
+      </w:r>
+      <w:r>
+        <w:t xml:space="preserve"> (SLU Artdatabanken, 2024; Nitare &amp; Skogsstyrelsen, 2019).</w:t>
       </w:r>
     </w:p>
     <w:p>
@@ -287,7 +296,25 @@
         <w:t>Garnlav (NT)</w:t>
       </w:r>
       <w:r>
-        <w:t xml:space="preserve"> är en utpräglad barrskogsart som ibland kan drapera träden i norrländska grannaturskogar med hög luftfuktighet. Den förekommer även i talldominerade bestånd där den, förutom i trädens grenverk, påträffas hängande över ojämnheter i tallbarken. Arten har minskat starkt i södra och mellersta Sverige och den minskar även i sitt nordliga utbredningsområde. Orsaken till tillbakagången beror främst på slutavverkningar av naturskogsartade skogar. Bestånd med riklig förekomst bör regelmässigt sparas. Garnlav är värdväxt för den mycket sällsynta och akut hotade fjärilen barrskogslavfly (CR) som hör hemma i boreala barrskogar med riklig förekomst av värdväxten. Tidigare kunde arten konstateras årligen på flera platser vid Dala-Floda i Dalarna innan lokalerna kalavverkades. Senaste fyndet i landet av barrskogslavfly är från år 2000 då den påträffades vid Högberget i Sollefteå kommun (SLU Artdatabanken, 2024).</w:t>
+        <w:t xml:space="preserve"> är en utpräglad barrskogsart som ibland kan drapera träden i norrländska grannaturskogar med hög luftfuktighet. Den förekommer även i talldominerade bestånd där den, förutom i trädens grenverk, påträffas hängande över ojämnheter i tallbarken. Arten har minskat starkt i södra och mellersta Sverige och den minskar även i sitt nordliga utbredningsområde. Orsaken till tillbakagången beror främst på slutavverkningar av naturskogsartade skogar. Bestånd med riklig förekomst bör regelmässigt sparas. Garnlav är värdväxt för den mycket sällsynta och akut hotade fjärilen barrskogslavfly (CR) som hör hemma i boreala barrskogar med riklig förekomst av värdväxten. Tidigare kunde arten konstateras årligen på flera platser vid Dala-Floda i Dalarna innan lokalerna kalavverkades. Senaste fyndet i landet av barrskogslavfly är från år 2000 då den påträffades vid Högberget i Sollefteå kommun. Garnlav är typisk art för </w:t>
+      </w:r>
+      <w:r>
+        <w:rPr>
+          <w:i/>
+        </w:rPr>
+        <w:t xml:space="preserve">9010 Taiga </w:t>
+      </w:r>
+      <w:r>
+        <w:t>och</w:t>
+      </w:r>
+      <w:r>
+        <w:rPr>
+          <w:i/>
+        </w:rPr>
+        <w:t xml:space="preserve"> 9070 Trädklädd betesmark </w:t>
+      </w:r>
+      <w:r>
+        <w:t xml:space="preserve"> (SLU Artdatabanken, 2024).</w:t>
       </w:r>
     </w:p>
     <w:p>
@@ -298,7 +325,16 @@
         <w:t>Kolflarnlav (NT)</w:t>
       </w:r>
       <w:r>
-        <w:t xml:space="preserve"> är brandberoende och växer nästan uteslutande på kolad hård kärnved av tall. Etableringen verkar ske först 100–300 år efter brand och nytt substrat nybildas i mycket begränsad omfattning. Avverkning av tallskog av naturskogskaraktär med spår av återkommande bränder är ett hot och mängden lämplig ved att växa på för arten minskar dels på grund av naturlig nedbrytning men framförallt på grund av att det förstörs i samband med slutavverkningar, gallringar och markberedning. Såväl kolflarnlav som mörk kolflarnlav har glänsande bålfjäll och förekommer främst i tall- och blandbarrskogar av naturskogskaraktär med spår av återkommande bränder. Skogar som dessa hyser höga biologiska värden och bör skyddas (SLU Artdatabanken, 2024).</w:t>
+        <w:t xml:space="preserve"> är brandberoende och växer nästan uteslutande på kolad hård kärnved av tall. Etableringen verkar ske först 100–300 år efter brand och nytt substrat nybildas i mycket begränsad omfattning. Avverkning av tallskog av naturskogskaraktär med spår av återkommande bränder är ett hot och mängden lämplig ved att växa på för arten minskar dels på grund av naturlig nedbrytning men framförallt på grund av att det förstörs i samband med slutavverkningar, gallringar och markberedning. Såväl kolflarnlav som mörk kolflarnlav har glänsande bålfjäll och förekommer främst i tall- och blandbarrskogar av naturskogskaraktär med spår av återkommande bränder. Skogar som dessa hyser höga biologiska värden och bör skyddas. Kolflarnlav är typisk art för </w:t>
+      </w:r>
+      <w:r>
+        <w:rPr>
+          <w:i/>
+        </w:rPr>
+        <w:t>9010 Taiga</w:t>
+      </w:r>
+      <w:r>
+        <w:t xml:space="preserve"> (SLU Artdatabanken, 2024).</w:t>
       </w:r>
     </w:p>
     <w:p>
@@ -309,7 +345,7 @@
         <w:t>Lunglav (NT)</w:t>
       </w:r>
       <w:r>
-        <w:t xml:space="preserve"> är en av vårt lands främsta signalarter som överallt indikerar gamla lövträd, skogsbestånd med höga naturvärden och ekosystem med lång skoglig kontinuitet. Lokalt kan förekomsten vara mycket riklig men den hittas nästan enbart i gamla och ej slutavverkade skogar. Artens samtliga förekomster bör uppmärksammas från naturvårdssynpunkt, då många lokaler även hyser andra ovanliga och rödlistade arter. Rikliga förekomster bör skyddas med biotopskydd, frivilliga avsättningar eller reservat. Det finns ett antal sällsynta lavparasiter som växer på lunglav: lunglavsknapp (VU), skrovelmössing (DD), lunglavshårprick (DD), </w:t>
+        <w:t xml:space="preserve"> är en av vårt lands främsta signalarter som överallt indikerar gamla lövträd, skogsbestånd med höga naturvärden och ekosystem med långskoglig kontinuitet. Lokalt kan förekomsten vara mycket riklig men den hittas nästan enbart i gamla och ej slutavverkade skogar. Artens samtliga förekomster bör uppmärksammas från naturvårdssynpunkt, då många lokaler även hyser andra ovanliga och rödlistade arter. Rikliga förekomster bör skyddas med biotopskydd, frivilliga avsättningar eller reservat. Det finns ett antal sällsynta lavparasiter som växer på lunglav: lunglavsknapp (VU), skrovelmössing (DD), lunglavshårprick (DD), </w:t>
       </w:r>
       <w:r>
         <w:rPr>
@@ -327,7 +363,25 @@
         <w:t>Chalara lobariae</w:t>
       </w:r>
       <w:r>
-        <w:t xml:space="preserve"> (NA) (SLU Artdatabanken, 2025; SLU Artdatabanken, 2024; Nitare &amp; Skogsstyrelsen, 2019).</w:t>
+        <w:t xml:space="preserve"> (NA). Lunglav är typisk art för </w:t>
+      </w:r>
+      <w:r>
+        <w:rPr>
+          <w:i/>
+        </w:rPr>
+        <w:t>9010 Taiga, 9020 Nordlig ädellövskog, 9110 Näringsfattig bokskog, 9130 Näringsrik bokskog, 9160 Näringsrik ekskog, 9180 Ädellövskog i branter, 9190 Näringsfattig ekskog, 9070 Trädklädd betesmark, 9040 Fjällbjörkskog</w:t>
+      </w:r>
+      <w:r>
+        <w:t xml:space="preserve"> och</w:t>
+      </w:r>
+      <w:r>
+        <w:rPr>
+          <w:i/>
+        </w:rPr>
+        <w:t xml:space="preserve"> 6530 Lövängar</w:t>
+      </w:r>
+      <w:r>
+        <w:t xml:space="preserve"> (SLU Artdatabanken, 2025; SLU Artdatabanken, 2024; Nitare &amp; Skogsstyrelsen, 2019).</w:t>
       </w:r>
     </w:p>
     <w:p>
@@ -347,7 +401,25 @@
         <w:t>Plectocarpon scrobiculatae</w:t>
       </w:r>
       <w:r>
-        <w:t xml:space="preserve"> (EN) (SLU Artdatabanken, 2024; Nitare &amp; Skogsstyrelsen, 2019).</w:t>
+        <w:t xml:space="preserve"> (EN). Skrovellav är typisk art för </w:t>
+      </w:r>
+      <w:r>
+        <w:rPr>
+          <w:i/>
+        </w:rPr>
+        <w:t xml:space="preserve">9010 Taiga, 9020 Nordlig ädellövskog, 9040 Fjällbjörkskog, 9070 Trädklädd betesmark, 9160 Näringsrik ekskog, 9180 Ädellövskog i branter, 9190 Näringsfattig ekskog, 8210 Kalkbranter </w:t>
+      </w:r>
+      <w:r>
+        <w:t xml:space="preserve">och </w:t>
+      </w:r>
+      <w:r>
+        <w:rPr>
+          <w:i/>
+        </w:rPr>
+        <w:t>6530 Lövängar</w:t>
+      </w:r>
+      <w:r>
+        <w:t xml:space="preserve"> (SLU Artdatabanken, 2024; Nitare &amp; Skogsstyrelsen, 2019).</w:t>
       </w:r>
     </w:p>
     <w:p>
@@ -358,7 +430,16 @@
         <w:t>Vedskivlav (NT)</w:t>
       </w:r>
       <w:r>
-        <w:t xml:space="preserve"> växer på gammal, torr, exponerad, hård kärnved av framförallt tall i naturskogsartade bestånd. Avverkning av tallskog av naturskogskaraktär med spår av återkommande bränder är ett hot. Mängden lämplig ved att växa på för vedskivlav minskar, dels på grund av naturlig nedbrytning men framförallt på grund av att de förstörs i samband med slutavverkningar, gallringar och markberedning. Tall- och blandbarrskogar av naturskogskaraktär med spår av återkommande bränder bör skyddas (SLU Artdatabanken, 2024).</w:t>
+        <w:t xml:space="preserve"> växer på gammal, torr, exponerad, hård kärnved av framförallt tall i naturskogsartade bestånd. Avverkning av tallskog av naturskogskaraktär med spår av återkommande bränder är ett hot. Mängden lämplig ved att växa på för vedskivlav minskar, dels på grund av naturlig nedbrytning men framförallt på grund av att de förstörs i samband med slutavverkningar, gallringar och markberedning. Tall- och blandbarrskogar av naturskogskaraktär med spår av återkommande bränder bör skyddas. Vedskivlav är typisk art för </w:t>
+      </w:r>
+      <w:r>
+        <w:rPr>
+          <w:i/>
+        </w:rPr>
+        <w:t>9010 Taiga</w:t>
+      </w:r>
+      <w:r>
+        <w:t xml:space="preserve"> (SLU Artdatabanken, 2024).</w:t>
       </w:r>
     </w:p>
     <w:p>
@@ -661,7 +742,25 @@
     </w:p>
     <w:p>
       <w:r>
-        <w:t>Lunglav (NT) är en av vårt lands främsta signalarter som överallt indikerar gamla lövträd, skogsbestånd med höga naturvärden och ekosystem med lång skoglig kontinuitet. Lokalt kan förekomsten vara mycket riklig men den hittas nästan enbart i gamla och ej slutavverkade skogar. Artens samtliga förekomster bör uppmärksammas från naturvårdssynpunkt, då många lokaler även hyser andra ovanliga och rödlistade arter. Rikliga förekomster bör skyddas med biotopskydd, frivilliga avsättningar eller reservat (SLU Artdatabanken, 2024; Nitare &amp; Skogsstyrelsen, 2019).</w:t>
+        <w:t xml:space="preserve">Lunglav (NT) är en av vårt lands främsta signalarter som överallt indikerar gamla lövträd, skogsbestånd med höga naturvärden och ekosystem med lång skoglig kontinuitet. Lokalt kan förekomsten vara mycket riklig men den hittas nästan enbart i gamla och ej slutavverkade skogar. Artens samtliga förekomster bör uppmärksammas från naturvårdssynpunkt, då många lokaler även hyser andra ovanliga och rödlistade arter. Rikliga förekomster bör skyddas med biotopskydd, frivilliga avsättningar eller reservat. Lunglav är typisk art för </w:t>
+      </w:r>
+      <w:r>
+        <w:rPr>
+          <w:i/>
+        </w:rPr>
+        <w:t>9010 Taiga, 9020 Nordlig ädellövskog, 9110 Näringsfattig bokskog, 9130 Näringsrik bokskog, 9160 Näringsrik ekskog, 9180 Ädellövskog i branter, 9190 Näringsfattig ekskog, 9070 Trädklädd betesmark, 9040 Fjällbjörkskog</w:t>
+      </w:r>
+      <w:r>
+        <w:t xml:space="preserve"> och</w:t>
+      </w:r>
+      <w:r>
+        <w:rPr>
+          <w:i/>
+        </w:rPr>
+        <w:t xml:space="preserve"> 6530 Lövängar</w:t>
+      </w:r>
+      <w:r>
+        <w:t xml:space="preserve"> (SLU Artdatabanken, 2024; Nitare &amp; Skogsstyrelsen, 2019).</w:t>
       </w:r>
     </w:p>
     <w:p>
@@ -892,7 +991,7 @@
     <w:r>
       <w:tab/>
       <w:tab/>
-      <w:t>2026-01-28</w:t>
+      <w:t>2026-01-29</w:t>
       <w:br/>
       <w:br/>
     </w:r>

--- a/klagomål/A 48291-2025 FSC-klagomål.docx
+++ b/klagomål/A 48291-2025 FSC-klagomål.docx
@@ -991,7 +991,7 @@
     <w:r>
       <w:tab/>
       <w:tab/>
-      <w:t>2026-01-29</w:t>
+      <w:t>2026-01-30</w:t>
       <w:br/>
       <w:br/>
     </w:r>

--- a/klagomål/A 48291-2025 FSC-klagomål.docx
+++ b/klagomål/A 48291-2025 FSC-klagomål.docx
@@ -991,7 +991,7 @@
     <w:r>
       <w:tab/>
       <w:tab/>
-      <w:t>2026-01-30</w:t>
+      <w:t>2026-01-31</w:t>
       <w:br/>
       <w:br/>
     </w:r>
